--- a/documentation/HORIZON_GRID_TROUBLESHOOTING.docx
+++ b/documentation/HORIZON_GRID_TROUBLESHOOTING.docx
@@ -70,7 +70,7 @@
       </w:r>
       <w:r>
         <w:rPr/>
-        <w:t xml:space="preserve"> 0.1.0</w:t>
+        <w:t xml:space="preserve"> 0.2.3</w:t>
       </w:r>
     </w:p>
     <w:p>
@@ -85,7 +85,7 @@
       </w:r>
       <w:r>
         <w:rPr/>
-        <w:t xml:space="preserve"> 2026-08-17</w:t>
+        <w:t xml:space="preserve"> 2026-08-20</w:t>
       </w:r>
     </w:p>
     <w:p>
@@ -1221,6 +1221,57 @@
       <w:r>
         <w:rPr/>
         <w:t xml:space="preserve"> If running a local Ollama model, make sure the host has enough RAM/VRAM for the configured model and that Ollama itself is set to start automatically with Windows, so it's already warm before the first investigation of the day.</w:t>
+      </w:r>
+    </w:p>
+    <w:p>
+      <w:pPr>
+        <w:spacing w:lineRule="auto"/>
+      </w:pPr>
+      <w:r>
+        <w:rPr>
+          <w:b/>
+        </w:rPr>
+        <w:t xml:space="preserve">Linux-specific note:</w:t>
+      </w:r>
+      <w:r>
+        <w:rPr/>
+        <w:t xml:space="preserve">host.docker.internal</w:t>
+      </w:r>
+      <w:r>
+        <w:rPr/>
+        <w:t xml:space="preserve"> (the address the platform uses to reach a host-native Ollama) is a Docker Desktop convenience that native Linux Docker Engine does not provide automatically. </w:t>
+      </w:r>
+      <w:r>
+        <w:rPr/>
+        <w:t xml:space="preserve">docker-compose.yml</w:t>
+      </w:r>
+      <w:r>
+        <w:rPr/>
+        <w:t xml:space="preserve"> maps it explicitly (</w:t>
+      </w:r>
+      <w:r>
+        <w:rPr/>
+        <w:t xml:space="preserve">extra_hosts: host.docker.internal:host-gateway</w:t>
+      </w:r>
+      <w:r>
+        <w:rPr/>
+        <w:t xml:space="preserve">, supported since Docker Engine 20.10) so this resolves correctly on a real Linux install too — confirmed live on a fresh Ubuntu 24.04 install. If you're running an older Docker Engine that predates this feature, point </w:t>
+      </w:r>
+      <w:r>
+        <w:rPr/>
+        <w:t xml:space="preserve">OLLAMA_BASE_URL</w:t>
+      </w:r>
+      <w:r>
+        <w:rPr/>
+        <w:t xml:space="preserve"> at the host's real LAN IP instead of </w:t>
+      </w:r>
+      <w:r>
+        <w:rPr/>
+        <w:t xml:space="preserve">host.docker.internal</w:t>
+      </w:r>
+      <w:r>
+        <w:rPr/>
+        <w:t xml:space="preserve"> as a workaround.</w:t>
       </w:r>
     </w:p>
     <w:p>

--- a/documentation/HORIZON_GRID_TROUBLESHOOTING.docx
+++ b/documentation/HORIZON_GRID_TROUBLESHOOTING.docx
@@ -70,7 +70,7 @@
       </w:r>
       <w:r>
         <w:rPr/>
-        <w:t xml:space="preserve"> 0.2.3</w:t>
+        <w:t xml:space="preserve"> 0.2.4</w:t>
       </w:r>
     </w:p>
     <w:p>
@@ -85,7 +85,7 @@
       </w:r>
       <w:r>
         <w:rPr/>
-        <w:t xml:space="preserve"> 2026-08-20</w:t>
+        <w:t xml:space="preserve"> 2026-08-21</w:t>
       </w:r>
     </w:p>
     <w:p>

--- a/documentation/HORIZON_GRID_TROUBLESHOOTING.docx
+++ b/documentation/HORIZON_GRID_TROUBLESHOOTING.docx
@@ -70,7 +70,7 @@
       </w:r>
       <w:r>
         <w:rPr/>
-        <w:t xml:space="preserve"> 0.2.4</w:t>
+        <w:t xml:space="preserve"> 0.2.5</w:t>
       </w:r>
     </w:p>
     <w:p>
@@ -85,7 +85,7 @@
       </w:r>
       <w:r>
         <w:rPr/>
-        <w:t xml:space="preserve"> 2026-08-21</w:t>
+        <w:t xml:space="preserve"> 2026-08-23</w:t>
       </w:r>
     </w:p>
     <w:p>
